--- a/Projet1/smartagent-iot/rapport/Rapport_SmartAgentIoT.docx
+++ b/Projet1/smartagent-iot/rapport/Rapport_SmartAgentIoT.docx
@@ -243,94 +243,22 @@
           <w:szCs w:val="18"/>
         </w:rPr>
         <w:t xml:space="preserve">smartagent-iot/</w:t>
-      </w:r>
-      <w:r>
-        <w:rPr>
-          <w:rFonts w:ascii="Consolas" w:cs="Consolas" w:eastAsia="Consolas" w:hAnsi="Consolas"/>
-          <w:color w:val="1B1B1B"/>
-          <w:sz w:val="18"/>
-          <w:szCs w:val="18"/>
-        </w:rPr>
         <w:br/>
         <w:t xml:space="preserve">├── docker-compose.yml        (Mosquitto + openHAB, network_mode: host)</w:t>
-      </w:r>
-      <w:r>
-        <w:rPr>
-          <w:rFonts w:ascii="Consolas" w:cs="Consolas" w:eastAsia="Consolas" w:hAnsi="Consolas"/>
-          <w:color w:val="1B1B1B"/>
-          <w:sz w:val="18"/>
-          <w:szCs w:val="18"/>
-        </w:rPr>
         <w:br/>
         <w:t xml:space="preserve">├── mosquitto/config/mosquitto.conf</w:t>
-      </w:r>
-      <w:r>
-        <w:rPr>
-          <w:rFonts w:ascii="Consolas" w:cs="Consolas" w:eastAsia="Consolas" w:hAnsi="Consolas"/>
-          <w:color w:val="1B1B1B"/>
-          <w:sz w:val="18"/>
-          <w:szCs w:val="18"/>
-        </w:rPr>
         <w:br/>
         <w:t xml:space="preserve">├── openhab/conf/</w:t>
-      </w:r>
-      <w:r>
-        <w:rPr>
-          <w:rFonts w:ascii="Consolas" w:cs="Consolas" w:eastAsia="Consolas" w:hAnsi="Consolas"/>
-          <w:color w:val="1B1B1B"/>
-          <w:sz w:val="18"/>
-          <w:szCs w:val="18"/>
-        </w:rPr>
         <w:br/>
         <w:t xml:space="preserve">│   ├── things/batiment.things   items/batiment.items   rules/batiment.rules</w:t>
-      </w:r>
-      <w:r>
-        <w:rPr>
-          <w:rFonts w:ascii="Consolas" w:cs="Consolas" w:eastAsia="Consolas" w:hAnsi="Consolas"/>
-          <w:color w:val="1B1B1B"/>
-          <w:sz w:val="18"/>
-          <w:szCs w:val="18"/>
-        </w:rPr>
         <w:br/>
         <w:t xml:space="preserve">│   ├── sitemaps/batiment.sitemap  (tableau de bord Basic UI, voir 3.5)</w:t>
-      </w:r>
-      <w:r>
-        <w:rPr>
-          <w:rFonts w:ascii="Consolas" w:cs="Consolas" w:eastAsia="Consolas" w:hAnsi="Consolas"/>
-          <w:color w:val="1B1B1B"/>
-          <w:sz w:val="18"/>
-          <w:szCs w:val="18"/>
-        </w:rPr>
         <w:br/>
         <w:t xml:space="preserve">│   └── services/addons.cfg       (installe mqtt + ui=basic automatiquement)</w:t>
-      </w:r>
-      <w:r>
-        <w:rPr>
-          <w:rFonts w:ascii="Consolas" w:cs="Consolas" w:eastAsia="Consolas" w:hAnsi="Consolas"/>
-          <w:color w:val="1B1B1B"/>
-          <w:sz w:val="18"/>
-          <w:szCs w:val="18"/>
-        </w:rPr>
         <w:br/>
         <w:t xml:space="preserve">├── sensor-simulator/         (module Maven : capteurs -&gt; MQTT)</w:t>
-      </w:r>
-      <w:r>
-        <w:rPr>
-          <w:rFonts w:ascii="Consolas" w:cs="Consolas" w:eastAsia="Consolas" w:hAnsi="Consolas"/>
-          <w:color w:val="1B1B1B"/>
-          <w:sz w:val="18"/>
-          <w:szCs w:val="18"/>
-        </w:rPr>
         <w:br/>
         <w:t xml:space="preserve">├── agent-piece/              (module Maven : IAgentPiece + AgentPiece, RMI+MQTT)</w:t>
-      </w:r>
-      <w:r>
-        <w:rPr>
-          <w:rFonts w:ascii="Consolas" w:cs="Consolas" w:eastAsia="Consolas" w:hAnsi="Consolas"/>
-          <w:color w:val="1B1B1B"/>
-          <w:sz w:val="18"/>
-          <w:szCs w:val="18"/>
-        </w:rPr>
         <w:br/>
         <w:t xml:space="preserve">└── coordinateur/             (module Maven : CoordinateurBatiment, RMI)</w:t>
       </w:r>
@@ -674,31 +602,58 @@
     </w:p>
     <w:p>
       <w:pPr>
-        <w:pBdr>
-          <w:top w:val="single" w:color="999999" w:sz="4" w:space="4"/>
-          <w:bottom w:val="single" w:color="999999" w:sz="4" w:space="4"/>
-          <w:left w:val="single" w:color="999999" w:sz="4" w:space="4"/>
-          <w:right w:val="single" w:color="999999" w:sz="4" w:space="4"/>
-        </w:pBdr>
-        <w:shd w:fill="F2F2F2" w:val="clear"/>
-        <w:spacing w:after="250" w:before="150"/>
+        <w:jc w:val="center"/>
+      </w:pPr>
+      <w:r>
+        <w:drawing>
+          <wp:inline xmlns:wp="http://schemas.openxmlformats.org/drawingml/2006/wordprocessingDrawing" distT="0" distB="0" distL="0" distR="0">
+            <wp:extent cx="5943600" cy="4215710"/>
+            <wp:effectExtent l="0" t="0" r="0" b="0"/>
+            <wp:docPr id="1" name="Architecture" descr="Schema d'architecture SmartAgent-IoT"/>
+            <wp:cNvGraphicFramePr>
+              <a:graphicFrameLocks xmlns:a="http://schemas.openxmlformats.org/drawingml/2006/main" noChangeAspect="1"/>
+            </wp:cNvGraphicFramePr>
+            <a:graphic xmlns:a="http://schemas.openxmlformats.org/drawingml/2006/main">
+              <a:graphicData uri="http://schemas.openxmlformats.org/drawingml/2006/picture">
+                <pic:pic xmlns:pic="http://schemas.openxmlformats.org/drawingml/2006/picture">
+                  <pic:nvPicPr>
+                    <pic:cNvPr id="1" name="Architecture"/>
+                    <pic:cNvPicPr/>
+                  </pic:nvPicPr>
+                  <pic:blipFill>
+                    <a:blip xmlns:r="http://schemas.openxmlformats.org/officeDocument/2006/relationships" r:embed="rId8"/>
+                    <a:stretch>
+                      <a:fillRect/>
+                    </a:stretch>
+                  </pic:blipFill>
+                  <pic:spPr>
+                    <a:xfrm>
+                      <a:off x="0" y="0"/>
+                      <a:ext cx="5943600" cy="4215710"/>
+                    </a:xfrm>
+                    <a:prstGeom prst="rect">
+                      <a:avLst/>
+                    </a:prstGeom>
+                  </pic:spPr>
+                </pic:pic>
+              </a:graphicData>
+            </a:graphic>
+          </wp:inline>
+        </w:drawing>
+      </w:r>
+    </w:p>
+    <w:p>
+      <w:pPr>
+        <w:jc w:val="center"/>
       </w:pPr>
       <w:r>
         <w:rPr>
-          <w:b/>
-          <w:bCs/>
+          <w:i/>
+          <w:iCs/>
+          <w:sz w:val="20"/>
+          <w:szCs w:val="20"/>
         </w:rPr>
-        <w:t xml:space="preserve">CAPTURE D'ÉCRAN À INSÉRER : </w:t>
-      </w:r>
-      <w:r>
-        <w:rPr>
-          <w:b/>
-          <w:bCs/>
-        </w:rPr>
-        <w:t xml:space="preserve">Schéma d'architecture</w:t>
-      </w:r>
-      <w:r>
-        <w:t xml:space="preserve"> — Un diagramme (Draw.io, PowerPoint ou à la main) montrant les 3 pièces, le broker Mosquitto au centre, les 3 AgentPiece connectés en RMI au CoordinateurBatiment, et openHAB relié au même broker MQTT. Le schéma texte de l'énoncé peut servir de base.</w:t>
+        <w:t xml:space="preserve">Figure 1 — Architecture generale de SmartAgent-IoT (capteurs, broker MQTT, agents RMI, coordinateur, openHAB)</w:t>
       </w:r>
     </w:p>
     <w:p>
@@ -1248,14 +1203,7 @@
           <w:b/>
           <w:bCs/>
         </w:rPr>
-        <w:t xml:space="preserve">CAPTURE D'ÉCRAN À INSÉRER : </w:t>
-      </w:r>
-      <w:r>
-        <w:rPr>
-          <w:b/>
-          <w:bCs/>
-        </w:rPr>
-        <w:t xml:space="preserve">Tableau de bord Basic UI</w:t>
+        <w:t xml:space="preserve">CAPTURE D'ÉCRAN À INSÉRER : Tableau de bord Basic UI</w:t>
       </w:r>
       <w:r>
         <w:t xml:space="preserve"> — Capture de http://localhost:8080/basicui/app?sitemap=batiment montrant les 3 pièces avec leurs valeurs de température, luminosité et occupation en direct. Attention : http://localhost:8080/ seul (Main UI) reste vide, voir Section 3.5.</w:t>
@@ -1277,14 +1225,7 @@
           <w:b/>
           <w:bCs/>
         </w:rPr>
-        <w:t xml:space="preserve">CAPTURE D'ÉCRAN À INSÉRER : </w:t>
-      </w:r>
-      <w:r>
-        <w:rPr>
-          <w:b/>
-          <w:bCs/>
-        </w:rPr>
-        <w:t xml:space="preserve">Sortie mosquitto_sub</w:t>
+        <w:t xml:space="preserve">CAPTURE D'ÉCRAN À INSÉRER : Sortie mosquitto_sub</w:t>
       </w:r>
       <w:r>
         <w:t xml:space="preserve"> — Terminal montrant `mosquitto_sub -h localhost -t 'batiment/#' -v` avec les 9 flux de données visibles.</w:t>
@@ -1367,14 +1308,7 @@
           <w:b/>
           <w:bCs/>
         </w:rPr>
-        <w:t xml:space="preserve">CAPTURE D'ÉCRAN À INSÉRER : </w:t>
-      </w:r>
-      <w:r>
-        <w:rPr>
-          <w:b/>
-          <w:bCs/>
-        </w:rPr>
-        <w:t xml:space="preserve">Terminaux des 3 agents</w:t>
+        <w:t xml:space="preserve">CAPTURE D'ÉCRAN À INSÉRER : Terminaux des 3 agents</w:t>
       </w:r>
       <w:r>
         <w:t xml:space="preserve"> — Trois fenêtres de terminal montrant chaque AgentPieceMain démarré et enregistré dans le registre RMI (un seul affiche "Registre RMI créé", les deux autres "déjà actif, connexion...").</w:t>
@@ -1396,14 +1330,7 @@
           <w:b/>
           <w:bCs/>
         </w:rPr>
-        <w:t xml:space="preserve">CAPTURE D'ÉCRAN À INSÉRER : </w:t>
-      </w:r>
-      <w:r>
-        <w:rPr>
-          <w:b/>
-          <w:bCs/>
-        </w:rPr>
-        <w:t xml:space="preserve">Client RMI de test</w:t>
+        <w:t xml:space="preserve">CAPTURE D'ÉCRAN À INSÉRER : Client RMI de test</w:t>
       </w:r>
       <w:r>
         <w:t xml:space="preserve"> — Sortie de AgentPieceTestClient montrant la lecture des 3 états d'une pièce, le JSON de getEtatJson(), et la confirmation d'envoi d'une nouvelle consigne.</w:t>
@@ -1538,14 +1465,7 @@
           <w:b/>
           <w:bCs/>
         </w:rPr>
-        <w:t xml:space="preserve">CAPTURE D'ÉCRAN À INSÉRER : </w:t>
-      </w:r>
-      <w:r>
-        <w:rPr>
-          <w:b/>
-          <w:bCs/>
-        </w:rPr>
-        <w:t xml:space="preserve">Journal openHAB (règles)</w:t>
+        <w:t xml:space="preserve">CAPTURE D'ÉCRAN À INSÉRER : Journal openHAB (règles)</w:t>
       </w:r>
       <w:r>
         <w:t xml:space="preserve"> — Extrait de openhab.log montrant les lignes "Economie d'energie: ... -&gt; consigne 18 degC" et "ALERTE: ... hors plage".</w:t>
@@ -1584,14 +1504,7 @@
           <w:b/>
           <w:bCs/>
         </w:rPr>
-        <w:t xml:space="preserve">CAPTURE D'ÉCRAN À INSÉRER : </w:t>
-      </w:r>
-      <w:r>
-        <w:rPr>
-          <w:b/>
-          <w:bCs/>
-        </w:rPr>
-        <w:t xml:space="preserve">Journal du coordinateur (déséquilibre)</w:t>
+        <w:t xml:space="preserve">CAPTURE D'ÉCRAN À INSÉRER : Journal du coordinateur (déséquilibre)</w:t>
       </w:r>
       <w:r>
         <w:t xml:space="preserve"> — Sortie console montrant la ligne "[Coordinateur] DESEQUILIBRE salleA(28.5) / salleB(20.7) -&gt; écart 7.8 &gt; seuil 4.0 : consigne 24.6 envoyée à salleA".</w:t>
@@ -1690,14 +1603,7 @@
           <w:b/>
           <w:bCs/>
         </w:rPr>
-        <w:t xml:space="preserve">CAPTURE D'ÉCRAN À INSÉRER : </w:t>
-      </w:r>
-      <w:r>
-        <w:rPr>
-          <w:b/>
-          <w:bCs/>
-        </w:rPr>
-        <w:t xml:space="preserve">Résultat des tests JUnit</w:t>
+        <w:t xml:space="preserve">CAPTURE D'ÉCRAN À INSÉRER : Résultat des tests JUnit</w:t>
       </w:r>
       <w:r>
         <w:t xml:space="preserve"> — Sortie de `mvn clean test` ou du rapport dans coordinateur/target/surefire-reports/ montrant "Tests run: 4, Failures: 0, Errors: 0".</w:t>
@@ -1967,14 +1873,7 @@
           <w:b/>
           <w:bCs/>
         </w:rPr>
-        <w:t xml:space="preserve">CAPTURE D'ÉCRAN À INSÉRER : </w:t>
-      </w:r>
-      <w:r>
-        <w:rPr>
-          <w:b/>
-          <w:bCs/>
-        </w:rPr>
-        <w:t xml:space="preserve">Avant la panne</w:t>
+        <w:t xml:space="preserve">CAPTURE D'ÉCRAN À INSÉRER : Avant la panne</w:t>
       </w:r>
       <w:r>
         <w:t xml:space="preserve"> — Terminal ou UI openHAB montrant l'état normal des 3 pièces.</w:t>
@@ -1996,14 +1895,7 @@
           <w:b/>
           <w:bCs/>
         </w:rPr>
-        <w:t xml:space="preserve">CAPTURE D'ÉCRAN À INSÉRER : </w:t>
-      </w:r>
-      <w:r>
-        <w:rPr>
-          <w:b/>
-          <w:bCs/>
-        </w:rPr>
-        <w:t xml:space="preserve">Détection de la panne</w:t>
+        <w:t xml:space="preserve">CAPTURE D'ÉCRAN À INSÉRER : Détection de la panne</w:t>
       </w:r>
       <w:r>
         <w:t xml:space="preserve"> — Ligne de journal "TIMEOUT détecté" de l'agent, ET capture de l'Item openHAB affichant UNDEF.</w:t>
@@ -2025,14 +1917,7 @@
           <w:b/>
           <w:bCs/>
         </w:rPr>
-        <w:t xml:space="preserve">CAPTURE D'ÉCRAN À INSÉRER : </w:t>
-      </w:r>
-      <w:r>
-        <w:rPr>
-          <w:b/>
-          <w:bCs/>
-        </w:rPr>
-        <w:t xml:space="preserve">Retour à la normale</w:t>
+        <w:t xml:space="preserve">CAPTURE D'ÉCRAN À INSÉRER : Retour à la normale</w:t>
       </w:r>
       <w:r>
         <w:t xml:space="preserve"> — Ligne de journal "Reprise" ET capture de l'Item openHAB revenu à une valeur numérique.</w:t>
@@ -2362,214 +2247,46 @@
           <w:szCs w:val="18"/>
         </w:rPr>
         <w:t xml:space="preserve"># 1. Infrastructure (Mosquitto + openHAB)</w:t>
-      </w:r>
-      <w:r>
-        <w:rPr>
-          <w:rFonts w:ascii="Consolas" w:cs="Consolas" w:eastAsia="Consolas" w:hAnsi="Consolas"/>
-          <w:color w:val="1B1B1B"/>
-          <w:sz w:val="18"/>
-          <w:szCs w:val="18"/>
-        </w:rPr>
         <w:br/>
         <w:t xml:space="preserve">cd smartagent-iot &amp;&amp; docker compose up -d</w:t>
-      </w:r>
-      <w:r>
-        <w:rPr>
-          <w:rFonts w:ascii="Consolas" w:cs="Consolas" w:eastAsia="Consolas" w:hAnsi="Consolas"/>
-          <w:color w:val="1B1B1B"/>
-          <w:sz w:val="18"/>
-          <w:szCs w:val="18"/>
-        </w:rPr>
         <w:br/>
         <w:t xml:space="preserve"> </w:t>
-      </w:r>
-      <w:r>
-        <w:rPr>
-          <w:rFonts w:ascii="Consolas" w:cs="Consolas" w:eastAsia="Consolas" w:hAnsi="Consolas"/>
-          <w:color w:val="1B1B1B"/>
-          <w:sz w:val="18"/>
-          <w:szCs w:val="18"/>
-        </w:rPr>
         <w:br/>
         <w:t xml:space="preserve"># 2. Build de tous les modules</w:t>
-      </w:r>
-      <w:r>
-        <w:rPr>
-          <w:rFonts w:ascii="Consolas" w:cs="Consolas" w:eastAsia="Consolas" w:hAnsi="Consolas"/>
-          <w:color w:val="1B1B1B"/>
-          <w:sz w:val="18"/>
-          <w:szCs w:val="18"/>
-        </w:rPr>
         <w:br/>
         <w:t xml:space="preserve">mvn clean package</w:t>
-      </w:r>
-      <w:r>
-        <w:rPr>
-          <w:rFonts w:ascii="Consolas" w:cs="Consolas" w:eastAsia="Consolas" w:hAnsi="Consolas"/>
-          <w:color w:val="1B1B1B"/>
-          <w:sz w:val="18"/>
-          <w:szCs w:val="18"/>
-        </w:rPr>
         <w:br/>
         <w:t xml:space="preserve"> </w:t>
-      </w:r>
-      <w:r>
-        <w:rPr>
-          <w:rFonts w:ascii="Consolas" w:cs="Consolas" w:eastAsia="Consolas" w:hAnsi="Consolas"/>
-          <w:color w:val="1B1B1B"/>
-          <w:sz w:val="18"/>
-          <w:szCs w:val="18"/>
-        </w:rPr>
         <w:br/>
         <w:t xml:space="preserve"># 3. Simulateurs (un processus par pièce, ou tous ensemble sans argument)</w:t>
-      </w:r>
-      <w:r>
-        <w:rPr>
-          <w:rFonts w:ascii="Consolas" w:cs="Consolas" w:eastAsia="Consolas" w:hAnsi="Consolas"/>
-          <w:color w:val="1B1B1B"/>
-          <w:sz w:val="18"/>
-          <w:szCs w:val="18"/>
-        </w:rPr>
         <w:br/>
         <w:t xml:space="preserve">java -jar sensor-simulator/target/sensor-simulator.jar salleA</w:t>
-      </w:r>
-      <w:r>
-        <w:rPr>
-          <w:rFonts w:ascii="Consolas" w:cs="Consolas" w:eastAsia="Consolas" w:hAnsi="Consolas"/>
-          <w:color w:val="1B1B1B"/>
-          <w:sz w:val="18"/>
-          <w:szCs w:val="18"/>
-        </w:rPr>
         <w:br/>
         <w:t xml:space="preserve">java -jar sensor-simulator/target/sensor-simulator.jar salleB</w:t>
-      </w:r>
-      <w:r>
-        <w:rPr>
-          <w:rFonts w:ascii="Consolas" w:cs="Consolas" w:eastAsia="Consolas" w:hAnsi="Consolas"/>
-          <w:color w:val="1B1B1B"/>
-          <w:sz w:val="18"/>
-          <w:szCs w:val="18"/>
-        </w:rPr>
         <w:br/>
         <w:t xml:space="preserve">java -jar sensor-simulator/target/sensor-simulator.jar cuisine</w:t>
-      </w:r>
-      <w:r>
-        <w:rPr>
-          <w:rFonts w:ascii="Consolas" w:cs="Consolas" w:eastAsia="Consolas" w:hAnsi="Consolas"/>
-          <w:color w:val="1B1B1B"/>
-          <w:sz w:val="18"/>
-          <w:szCs w:val="18"/>
-        </w:rPr>
         <w:br/>
         <w:t xml:space="preserve"> </w:t>
-      </w:r>
-      <w:r>
-        <w:rPr>
-          <w:rFonts w:ascii="Consolas" w:cs="Consolas" w:eastAsia="Consolas" w:hAnsi="Consolas"/>
-          <w:color w:val="1B1B1B"/>
-          <w:sz w:val="18"/>
-          <w:szCs w:val="18"/>
-        </w:rPr>
         <w:br/>
         <w:t xml:space="preserve"># 4. Agents (un processus par pièce)</w:t>
-      </w:r>
-      <w:r>
-        <w:rPr>
-          <w:rFonts w:ascii="Consolas" w:cs="Consolas" w:eastAsia="Consolas" w:hAnsi="Consolas"/>
-          <w:color w:val="1B1B1B"/>
-          <w:sz w:val="18"/>
-          <w:szCs w:val="18"/>
-        </w:rPr>
         <w:br/>
         <w:t xml:space="preserve">java -jar agent-piece/target/agent-piece.jar salleA</w:t>
-      </w:r>
-      <w:r>
-        <w:rPr>
-          <w:rFonts w:ascii="Consolas" w:cs="Consolas" w:eastAsia="Consolas" w:hAnsi="Consolas"/>
-          <w:color w:val="1B1B1B"/>
-          <w:sz w:val="18"/>
-          <w:szCs w:val="18"/>
-        </w:rPr>
         <w:br/>
         <w:t xml:space="preserve">java -jar agent-piece/target/agent-piece.jar salleB</w:t>
-      </w:r>
-      <w:r>
-        <w:rPr>
-          <w:rFonts w:ascii="Consolas" w:cs="Consolas" w:eastAsia="Consolas" w:hAnsi="Consolas"/>
-          <w:color w:val="1B1B1B"/>
-          <w:sz w:val="18"/>
-          <w:szCs w:val="18"/>
-        </w:rPr>
         <w:br/>
         <w:t xml:space="preserve">java -jar agent-piece/target/agent-piece.jar cuisine</w:t>
-      </w:r>
-      <w:r>
-        <w:rPr>
-          <w:rFonts w:ascii="Consolas" w:cs="Consolas" w:eastAsia="Consolas" w:hAnsi="Consolas"/>
-          <w:color w:val="1B1B1B"/>
-          <w:sz w:val="18"/>
-          <w:szCs w:val="18"/>
-        </w:rPr>
         <w:br/>
         <w:t xml:space="preserve"> </w:t>
-      </w:r>
-      <w:r>
-        <w:rPr>
-          <w:rFonts w:ascii="Consolas" w:cs="Consolas" w:eastAsia="Consolas" w:hAnsi="Consolas"/>
-          <w:color w:val="1B1B1B"/>
-          <w:sz w:val="18"/>
-          <w:szCs w:val="18"/>
-        </w:rPr>
         <w:br/>
         <w:t xml:space="preserve"># 5. Coordinateur</w:t>
-      </w:r>
-      <w:r>
-        <w:rPr>
-          <w:rFonts w:ascii="Consolas" w:cs="Consolas" w:eastAsia="Consolas" w:hAnsi="Consolas"/>
-          <w:color w:val="1B1B1B"/>
-          <w:sz w:val="18"/>
-          <w:szCs w:val="18"/>
-        </w:rPr>
         <w:br/>
         <w:t xml:space="preserve">java -cp coordinateur/target/coordinateur.jar \</w:t>
-      </w:r>
-      <w:r>
-        <w:rPr>
-          <w:rFonts w:ascii="Consolas" w:cs="Consolas" w:eastAsia="Consolas" w:hAnsi="Consolas"/>
-          <w:color w:val="1B1B1B"/>
-          <w:sz w:val="18"/>
-          <w:szCs w:val="18"/>
-        </w:rPr>
         <w:br/>
         <w:t xml:space="preserve">     ca.udes.ift605.smartagent.coordinateur.CoordinateurMain</w:t>
-      </w:r>
-      <w:r>
-        <w:rPr>
-          <w:rFonts w:ascii="Consolas" w:cs="Consolas" w:eastAsia="Consolas" w:hAnsi="Consolas"/>
-          <w:color w:val="1B1B1B"/>
-          <w:sz w:val="18"/>
-          <w:szCs w:val="18"/>
-        </w:rPr>
         <w:br/>
         <w:t xml:space="preserve"> </w:t>
-      </w:r>
-      <w:r>
-        <w:rPr>
-          <w:rFonts w:ascii="Consolas" w:cs="Consolas" w:eastAsia="Consolas" w:hAnsi="Consolas"/>
-          <w:color w:val="1B1B1B"/>
-          <w:sz w:val="18"/>
-          <w:szCs w:val="18"/>
-        </w:rPr>
         <w:br/>
         <w:t xml:space="preserve"># Tableau de bord (Basic UI, PAS l'URL racine qui reste vide - voir 3.5/7.7) :</w:t>
-      </w:r>
-      <w:r>
-        <w:rPr>
-          <w:rFonts w:ascii="Consolas" w:cs="Consolas" w:eastAsia="Consolas" w:hAnsi="Consolas"/>
-          <w:color w:val="1B1B1B"/>
-          <w:sz w:val="18"/>
-          <w:szCs w:val="18"/>
-        </w:rPr>
         <w:br/>
         <w:t xml:space="preserve"># http://localhost:8080/basicui/app?sitemap=batiment</w:t>
       </w:r>
